--- a/uni/IN/source/révisions/examen.docx
+++ b/uni/IN/source/révisions/examen.docx
@@ -5,6 +5,10 @@
     <w:p>
       <w:pPr>
         <w:pStyle w:val="Titre1"/>
+        <w:numPr>
+          <w:ilvl w:val="0"/>
+          <w:numId w:val="2"/>
+        </w:numPr>
         <w:spacing w:before="240" w:after="120"/>
         <w:rPr>
           <w:rFonts w:ascii="Times New Roman" w:hAnsi="Times New Roman" w:cs="Times New Roman" w:asciiTheme="majorBidi" w:cstheme="majorBidi" w:hAnsiTheme="majorBidi"/>
@@ -17,15 +21,7 @@
           <w:color w:val="385623" w:themeColor="accent6" w:themeShade="80"/>
           <w:lang w:val="en-US"/>
         </w:rPr>
-        <w:t>Q</w:t>
-      </w:r>
-      <w:r>
-        <w:rPr>
-          <w:rFonts w:cs="Times New Roman" w:cstheme="majorBidi"/>
-          <w:color w:val="385623" w:themeColor="accent6" w:themeShade="80"/>
-          <w:lang w:val="en-US"/>
-        </w:rPr>
-        <w:t xml:space="preserve">1 </w:t>
+        <w:t xml:space="preserve">Q1 </w:t>
       </w:r>
       <w:r>
         <w:rPr>
@@ -295,7 +291,7 @@
         <w:pStyle w:val="ListParagraph"/>
         <w:numPr>
           <w:ilvl w:val="0"/>
-          <w:numId w:val="3"/>
+          <w:numId w:val="4"/>
         </w:numPr>
         <w:rPr>
           <w:rFonts w:ascii="Times New Roman" w:hAnsi="Times New Roman" w:eastAsia="Times New Roman" w:cs="Times New Roman" w:asciiTheme="majorBidi" w:cstheme="majorBidi" w:hAnsiTheme="majorBidi"/>
@@ -334,7 +330,7 @@
         <w:pStyle w:val="ListParagraph"/>
         <w:numPr>
           <w:ilvl w:val="0"/>
-          <w:numId w:val="3"/>
+          <w:numId w:val="4"/>
         </w:numPr>
         <w:rPr>
           <w:rFonts w:ascii="Times New Roman" w:hAnsi="Times New Roman" w:eastAsia="Times New Roman" w:cs="Times New Roman" w:asciiTheme="majorBidi" w:cstheme="majorBidi" w:hAnsiTheme="majorBidi"/>
@@ -373,7 +369,7 @@
         <w:pStyle w:val="ListParagraph"/>
         <w:numPr>
           <w:ilvl w:val="0"/>
-          <w:numId w:val="3"/>
+          <w:numId w:val="4"/>
         </w:numPr>
         <w:shd w:val="clear" w:color="auto" w:fill="FFFFFF"/>
         <w:spacing w:before="280" w:after="280"/>
@@ -852,7 +848,7 @@
                 <wp:positionV relativeFrom="paragraph">
                   <wp:posOffset>99695</wp:posOffset>
                 </wp:positionV>
-                <wp:extent cx="5697855" cy="827405"/>
+                <wp:extent cx="5698490" cy="828040"/>
                 <wp:effectExtent l="0" t="0" r="19050" b="12065"/>
                 <wp:wrapNone/>
                 <wp:docPr id="2" name="Rectangle 2"/>
@@ -863,7 +859,7 @@
                       <wps:spPr>
                         <a:xfrm>
                           <a:off x="0" y="0"/>
-                          <a:ext cx="5697360" cy="826920"/>
+                          <a:ext cx="5697720" cy="827280"/>
                         </a:xfrm>
                         <a:prstGeom prst="rect">
                           <a:avLst/>
@@ -1042,7 +1038,7 @@
           </mc:Choice>
           <mc:Fallback>
             <w:pict>
-              <v:rect id="shape_0" ID="Rectangle 2" fillcolor="white" stroked="t" style="position:absolute;margin-left:-1.1pt;margin-top:7.85pt;width:448.55pt;height:65.05pt" wp14:anchorId="3315CB12">
+              <v:rect id="shape_0" ID="Rectangle 2" fillcolor="white" stroked="t" style="position:absolute;margin-left:-1.1pt;margin-top:7.85pt;width:448.6pt;height:65.1pt" wp14:anchorId="3315CB12">
                 <w10:wrap type="square"/>
                 <v:fill o:detectmouseclick="t" type="solid" color2="black"/>
                 <v:stroke color="#325490" weight="12600" joinstyle="miter" endcap="flat"/>
@@ -1399,7 +1395,7 @@
         <w:pStyle w:val="ListParagraph"/>
         <w:numPr>
           <w:ilvl w:val="0"/>
-          <w:numId w:val="2"/>
+          <w:numId w:val="3"/>
         </w:numPr>
         <w:rPr>
           <w:rFonts w:ascii="Times New Roman" w:hAnsi="Times New Roman" w:cs="Times New Roman" w:asciiTheme="majorBidi" w:cstheme="majorBidi" w:hAnsiTheme="majorBidi"/>
@@ -1449,7 +1445,7 @@
         <w:pStyle w:val="ListParagraph"/>
         <w:numPr>
           <w:ilvl w:val="0"/>
-          <w:numId w:val="2"/>
+          <w:numId w:val="3"/>
         </w:numPr>
         <w:rPr>
           <w:rFonts w:ascii="Times New Roman" w:hAnsi="Times New Roman" w:cs="Times New Roman" w:asciiTheme="majorBidi" w:cstheme="majorBidi" w:hAnsiTheme="majorBidi"/>
@@ -1711,7 +1707,7 @@
         <w:pStyle w:val="ListParagraph"/>
         <w:numPr>
           <w:ilvl w:val="0"/>
-          <w:numId w:val="2"/>
+          <w:numId w:val="3"/>
         </w:numPr>
         <w:shd w:val="clear" w:color="auto" w:fill="FFFFFF"/>
         <w:spacing w:beforeAutospacing="1" w:afterAutospacing="1"/>
@@ -1751,7 +1747,7 @@
         <w:pStyle w:val="ListParagraph"/>
         <w:numPr>
           <w:ilvl w:val="0"/>
-          <w:numId w:val="4"/>
+          <w:numId w:val="5"/>
         </w:numPr>
         <w:shd w:val="clear" w:color="auto" w:fill="FFFFFF"/>
         <w:spacing w:beforeAutospacing="1" w:after="0"/>
@@ -1789,7 +1785,7 @@
         <w:pStyle w:val="ListParagraph"/>
         <w:numPr>
           <w:ilvl w:val="0"/>
-          <w:numId w:val="4"/>
+          <w:numId w:val="5"/>
         </w:numPr>
         <w:shd w:val="clear" w:color="auto" w:fill="FFFFFF"/>
         <w:spacing w:before="0" w:afterAutospacing="1"/>
@@ -1826,6 +1822,10 @@
     <w:p>
       <w:pPr>
         <w:pStyle w:val="Titre1"/>
+        <w:numPr>
+          <w:ilvl w:val="0"/>
+          <w:numId w:val="2"/>
+        </w:numPr>
         <w:rPr>
           <w:rFonts w:ascii="Times New Roman" w:hAnsi="Times New Roman" w:cs="Times New Roman" w:asciiTheme="majorBidi" w:cstheme="majorBidi" w:hAnsiTheme="majorBidi"/>
           <w:color w:val="385623" w:themeColor="accent6" w:themeShade="80"/>
@@ -1837,15 +1837,7 @@
           <w:color w:val="385623" w:themeColor="accent6" w:themeShade="80"/>
           <w:lang w:val="en-US"/>
         </w:rPr>
-        <w:t>Q</w:t>
-      </w:r>
-      <w:r>
-        <w:rPr>
-          <w:rFonts w:cs="Times New Roman" w:cstheme="majorBidi"/>
-          <w:color w:val="385623" w:themeColor="accent6" w:themeShade="80"/>
-          <w:lang w:val="en-US"/>
-        </w:rPr>
-        <w:t xml:space="preserve">2 </w:t>
+        <w:t xml:space="preserve">Q2 </w:t>
       </w:r>
       <w:r>
         <w:rPr>
@@ -1975,7 +1967,7 @@
         <w:pStyle w:val="NormalWeb"/>
         <w:numPr>
           <w:ilvl w:val="0"/>
-          <w:numId w:val="6"/>
+          <w:numId w:val="7"/>
         </w:numPr>
         <w:shd w:val="clear" w:color="auto" w:fill="FFFFFF"/>
         <w:spacing w:before="280" w:after="280"/>
@@ -1997,7 +1989,7 @@
         <w:pStyle w:val="NormalWeb"/>
         <w:numPr>
           <w:ilvl w:val="0"/>
-          <w:numId w:val="6"/>
+          <w:numId w:val="7"/>
         </w:numPr>
         <w:shd w:val="clear" w:color="auto" w:fill="FFFFFF"/>
         <w:spacing w:before="280" w:after="280"/>
@@ -2011,21 +2003,7 @@
           <w:rFonts w:eastAsia="Calibri" w:cs="Times New Roman" w:cstheme="majorBidi" w:eastAsiaTheme="minorHAnsi"/>
           <w:lang w:val="en-US" w:eastAsia="en-US"/>
         </w:rPr>
-        <w:t>Limina</w:t>
-      </w:r>
-      <w:r>
-        <w:rPr>
-          <w:rFonts w:eastAsia="Calibri" w:cs="Times New Roman" w:cstheme="majorBidi" w:eastAsiaTheme="minorHAnsi"/>
-          <w:lang w:val="en-US" w:eastAsia="en-US"/>
-        </w:rPr>
-        <w:t>n</w:t>
-      </w:r>
-      <w:r>
-        <w:rPr>
-          <w:rFonts w:eastAsia="Calibri" w:cs="Times New Roman" w:cstheme="majorBidi" w:eastAsiaTheme="minorHAnsi"/>
-          <w:lang w:val="en-US" w:eastAsia="en-US"/>
-        </w:rPr>
-        <w:t xml:space="preserve">ce is a measure of the amount of energy that an observer perceives from the light source. We can consider it as filtered by the HVS (lumens) (see previous slides) </w:t>
+        <w:t xml:space="preserve">Liminance is a measure of the amount of energy that an observer perceives from the light source. We can consider it as filtered by the HVS (lumens) (see previous slides) </w:t>
       </w:r>
     </w:p>
     <w:p>
@@ -2033,7 +2011,7 @@
         <w:pStyle w:val="NormalWeb"/>
         <w:numPr>
           <w:ilvl w:val="0"/>
-          <w:numId w:val="6"/>
+          <w:numId w:val="7"/>
         </w:numPr>
         <w:shd w:val="clear" w:color="auto" w:fill="FFFFFF"/>
         <w:spacing w:before="280" w:after="280"/>
@@ -3338,7 +3316,7 @@
         <w:pStyle w:val="NormalWeb"/>
         <w:numPr>
           <w:ilvl w:val="0"/>
-          <w:numId w:val="5"/>
+          <w:numId w:val="6"/>
         </w:numPr>
         <w:shd w:val="clear" w:color="auto" w:fill="FFFFFF"/>
         <w:spacing w:before="280" w:after="280"/>
@@ -3376,7 +3354,7 @@
         <w:pStyle w:val="NormalWeb"/>
         <w:numPr>
           <w:ilvl w:val="0"/>
-          <w:numId w:val="5"/>
+          <w:numId w:val="6"/>
         </w:numPr>
         <w:shd w:val="clear" w:color="auto" w:fill="FFFFFF"/>
         <w:spacing w:before="280" w:after="280"/>
@@ -3641,7 +3619,7 @@
                 <wp:positionV relativeFrom="paragraph">
                   <wp:posOffset>259715</wp:posOffset>
                 </wp:positionV>
-                <wp:extent cx="1603375" cy="1376680"/>
+                <wp:extent cx="1604010" cy="1377315"/>
                 <wp:effectExtent l="0" t="0" r="11430" b="9525"/>
                 <wp:wrapNone/>
                 <wp:docPr id="11" name="Rectangle 88"/>
@@ -3652,7 +3630,7 @@
                       <wps:spPr>
                         <a:xfrm>
                           <a:off x="0" y="0"/>
-                          <a:ext cx="1602720" cy="1375920"/>
+                          <a:ext cx="1603440" cy="1376640"/>
                         </a:xfrm>
                         <a:prstGeom prst="rect">
                           <a:avLst/>
@@ -3685,7 +3663,7 @@
           </mc:Choice>
           <mc:Fallback>
             <w:pict>
-              <v:rect id="shape_0" ID="Rectangle 88" fillcolor="black" stroked="t" style="position:absolute;margin-left:-6.7pt;margin-top:20.45pt;width:126.15pt;height:108.3pt" wp14:anchorId="65AEA249">
+              <v:rect id="shape_0" ID="Rectangle 88" fillcolor="black" stroked="t" style="position:absolute;margin-left:-6.7pt;margin-top:20.45pt;width:126.2pt;height:108.35pt" wp14:anchorId="65AEA249">
                 <w10:wrap type="none"/>
                 <v:fill o:detectmouseclick="t" type="solid" color2="white"/>
                 <v:stroke color="#325490" weight="12600" joinstyle="miter" endcap="flat"/>
@@ -3704,7 +3682,7 @@
                 <wp:positionV relativeFrom="paragraph">
                   <wp:posOffset>262255</wp:posOffset>
                 </wp:positionV>
-                <wp:extent cx="809625" cy="781050"/>
+                <wp:extent cx="810260" cy="781685"/>
                 <wp:effectExtent l="0" t="0" r="5080" b="0"/>
                 <wp:wrapNone/>
                 <wp:docPr id="12" name="Oval 90"/>
@@ -3715,7 +3693,7 @@
                       <wps:spPr>
                         <a:xfrm>
                           <a:off x="0" y="0"/>
-                          <a:ext cx="808920" cy="780480"/>
+                          <a:ext cx="809640" cy="781200"/>
                         </a:xfrm>
                         <a:prstGeom prst="ellipse">
                           <a:avLst/>
@@ -3752,7 +3730,7 @@
           </mc:Choice>
           <mc:Fallback>
             <w:pict>
-              <v:oval id="shape_0" ID="Oval 90" fillcolor="red" stroked="f" style="position:absolute;margin-left:265.95pt;margin-top:20.65pt;width:63.65pt;height:61.4pt" wp14:anchorId="7834AF46">
+              <v:oval id="shape_0" ID="Oval 90" fillcolor="red" stroked="f" style="position:absolute;margin-left:265.95pt;margin-top:20.65pt;width:63.7pt;height:61.45pt" wp14:anchorId="7834AF46">
                 <w10:wrap type="none"/>
                 <v:fill o:detectmouseclick="t" type="solid" color2="aqua" opacity="0.8"/>
                 <v:stroke color="#3465a4" weight="12600" joinstyle="miter" endcap="flat"/>
@@ -3808,7 +3786,7 @@
                 <wp:positionV relativeFrom="paragraph">
                   <wp:posOffset>22860</wp:posOffset>
                 </wp:positionV>
-                <wp:extent cx="809625" cy="781050"/>
+                <wp:extent cx="810260" cy="781685"/>
                 <wp:effectExtent l="0" t="0" r="5080" b="0"/>
                 <wp:wrapNone/>
                 <wp:docPr id="13" name="Oval 87"/>
@@ -3819,7 +3797,7 @@
                       <wps:spPr>
                         <a:xfrm>
                           <a:off x="0" y="0"/>
-                          <a:ext cx="808920" cy="780480"/>
+                          <a:ext cx="809640" cy="781200"/>
                         </a:xfrm>
                         <a:prstGeom prst="ellipse">
                           <a:avLst/>
@@ -3856,7 +3834,7 @@
           </mc:Choice>
           <mc:Fallback>
             <w:pict>
-              <v:oval id="shape_0" ID="Oval 87" fillcolor="red" stroked="f" style="position:absolute;margin-left:26.5pt;margin-top:1.8pt;width:63.65pt;height:61.4pt" wp14:anchorId="3B5E7150">
+              <v:oval id="shape_0" ID="Oval 87" fillcolor="red" stroked="f" style="position:absolute;margin-left:26.5pt;margin-top:1.8pt;width:63.7pt;height:61.45pt" wp14:anchorId="3B5E7150">
                 <w10:wrap type="none"/>
                 <v:fill o:detectmouseclick="t" type="solid" color2="aqua" opacity="0.8"/>
                 <v:stroke color="#3465a4" weight="12600" joinstyle="miter" endcap="flat"/>
@@ -3875,7 +3853,7 @@
                 <wp:positionV relativeFrom="paragraph">
                   <wp:posOffset>353060</wp:posOffset>
                 </wp:positionV>
-                <wp:extent cx="809625" cy="781050"/>
+                <wp:extent cx="810260" cy="781685"/>
                 <wp:effectExtent l="0" t="0" r="5080" b="0"/>
                 <wp:wrapNone/>
                 <wp:docPr id="14" name="Oval 85"/>
@@ -3886,7 +3864,7 @@
                       <wps:spPr>
                         <a:xfrm>
                           <a:off x="0" y="0"/>
-                          <a:ext cx="808920" cy="780480"/>
+                          <a:ext cx="809640" cy="781200"/>
                         </a:xfrm>
                         <a:prstGeom prst="ellipse">
                           <a:avLst/>
@@ -3923,7 +3901,7 @@
           </mc:Choice>
           <mc:Fallback>
             <w:pict>
-              <v:oval id="shape_0" ID="Oval 85" fillcolor="#0070c0" stroked="f" style="position:absolute;margin-left:45.2pt;margin-top:27.8pt;width:63.65pt;height:61.4pt" wp14:anchorId="24B1B489">
+              <v:oval id="shape_0" ID="Oval 85" fillcolor="#0070c0" stroked="f" style="position:absolute;margin-left:45.2pt;margin-top:27.8pt;width:63.7pt;height:61.45pt" wp14:anchorId="24B1B489">
                 <w10:wrap type="none"/>
                 <v:fill o:detectmouseclick="t" type="solid" color2="#ff8f3f" opacity="0.85"/>
                 <v:stroke color="#3465a4" weight="12600" joinstyle="miter" endcap="flat"/>
@@ -3942,7 +3920,7 @@
                 <wp:positionV relativeFrom="paragraph">
                   <wp:posOffset>287020</wp:posOffset>
                 </wp:positionV>
-                <wp:extent cx="809625" cy="781050"/>
+                <wp:extent cx="810260" cy="781685"/>
                 <wp:effectExtent l="0" t="0" r="5080" b="0"/>
                 <wp:wrapNone/>
                 <wp:docPr id="15" name="Oval 91"/>
@@ -3953,7 +3931,7 @@
                       <wps:spPr>
                         <a:xfrm>
                           <a:off x="0" y="0"/>
-                          <a:ext cx="808920" cy="780480"/>
+                          <a:ext cx="809640" cy="781200"/>
                         </a:xfrm>
                         <a:prstGeom prst="ellipse">
                           <a:avLst/>
@@ -3990,7 +3968,7 @@
           </mc:Choice>
           <mc:Fallback>
             <w:pict>
-              <v:oval id="shape_0" ID="Oval 91" fillcolor="#0070c0" stroked="f" style="position:absolute;margin-left:286.8pt;margin-top:22.6pt;width:63.65pt;height:61.4pt" wp14:anchorId="718A0C48">
+              <v:oval id="shape_0" ID="Oval 91" fillcolor="#0070c0" stroked="f" style="position:absolute;margin-left:286.8pt;margin-top:22.6pt;width:63.7pt;height:61.45pt" wp14:anchorId="718A0C48">
                 <w10:wrap type="none"/>
                 <v:fill o:detectmouseclick="t" type="solid" color2="#ff8f3f" opacity="0.85"/>
                 <v:stroke color="#3465a4" weight="12600" joinstyle="miter" endcap="flat"/>
@@ -4009,7 +3987,7 @@
                 <wp:positionV relativeFrom="paragraph">
                   <wp:posOffset>292100</wp:posOffset>
                 </wp:positionV>
-                <wp:extent cx="809625" cy="781050"/>
+                <wp:extent cx="810260" cy="781685"/>
                 <wp:effectExtent l="0" t="0" r="5080" b="0"/>
                 <wp:wrapNone/>
                 <wp:docPr id="16" name="Oval 92"/>
@@ -4020,7 +3998,7 @@
                       <wps:spPr>
                         <a:xfrm>
                           <a:off x="0" y="0"/>
-                          <a:ext cx="808920" cy="780480"/>
+                          <a:ext cx="809640" cy="781200"/>
                         </a:xfrm>
                         <a:prstGeom prst="ellipse">
                           <a:avLst/>
@@ -4057,7 +4035,7 @@
           </mc:Choice>
           <mc:Fallback>
             <w:pict>
-              <v:oval id="shape_0" ID="Oval 92" fillcolor="#00b050" stroked="f" style="position:absolute;margin-left:241.35pt;margin-top:23pt;width:63.65pt;height:61.4pt" wp14:anchorId="3F179395">
+              <v:oval id="shape_0" ID="Oval 92" fillcolor="#00b050" stroked="f" style="position:absolute;margin-left:241.35pt;margin-top:23pt;width:63.7pt;height:61.45pt" wp14:anchorId="3F179395">
                 <w10:wrap type="none"/>
                 <v:fill o:detectmouseclick="t" type="solid" color2="#ff4faf" opacity="0.85"/>
                 <v:stroke color="#3465a4" weight="12600" joinstyle="miter" endcap="flat"/>
@@ -4102,7 +4080,7 @@
                 <wp:positionV relativeFrom="paragraph">
                   <wp:posOffset>-635</wp:posOffset>
                 </wp:positionV>
-                <wp:extent cx="809625" cy="781050"/>
+                <wp:extent cx="810260" cy="781685"/>
                 <wp:effectExtent l="0" t="0" r="5080" b="0"/>
                 <wp:wrapNone/>
                 <wp:docPr id="17" name="Oval 86"/>
@@ -4113,7 +4091,7 @@
                       <wps:spPr>
                         <a:xfrm>
                           <a:off x="0" y="0"/>
-                          <a:ext cx="808920" cy="780480"/>
+                          <a:ext cx="809640" cy="781200"/>
                         </a:xfrm>
                         <a:prstGeom prst="ellipse">
                           <a:avLst/>
@@ -4150,7 +4128,7 @@
           </mc:Choice>
           <mc:Fallback>
             <w:pict>
-              <v:oval id="shape_0" ID="Oval 86" fillcolor="#00b050" stroked="f" style="position:absolute;margin-left:0pt;margin-top:-0.05pt;width:63.65pt;height:61.4pt" wp14:anchorId="324040EF">
+              <v:oval id="shape_0" ID="Oval 86" fillcolor="#00b050" stroked="f" style="position:absolute;margin-left:0pt;margin-top:-0.05pt;width:63.7pt;height:61.45pt" wp14:anchorId="324040EF">
                 <w10:wrap type="none"/>
                 <v:fill o:detectmouseclick="t" type="solid" color2="#ff4faf" opacity="0.85"/>
                 <v:stroke color="#3465a4" weight="12600" joinstyle="miter" endcap="flat"/>
@@ -4261,6 +4239,10 @@
     <w:p>
       <w:pPr>
         <w:pStyle w:val="Titre1"/>
+        <w:numPr>
+          <w:ilvl w:val="0"/>
+          <w:numId w:val="2"/>
+        </w:numPr>
         <w:rPr>
           <w:rFonts w:ascii="Times New Roman" w:hAnsi="Times New Roman" w:cs="Times New Roman" w:asciiTheme="majorBidi" w:cstheme="majorBidi" w:hAnsiTheme="majorBidi"/>
           <w:color w:val="385623" w:themeColor="accent6" w:themeShade="80"/>
@@ -4272,15 +4254,7 @@
           <w:color w:val="385623" w:themeColor="accent6" w:themeShade="80"/>
           <w:lang w:val="en-US"/>
         </w:rPr>
-        <w:t>Q</w:t>
-      </w:r>
-      <w:r>
-        <w:rPr>
-          <w:rFonts w:cs="Times New Roman" w:cstheme="majorBidi"/>
-          <w:color w:val="385623" w:themeColor="accent6" w:themeShade="80"/>
-          <w:lang w:val="en-US"/>
-        </w:rPr>
-        <w:t xml:space="preserve">3 </w:t>
+        <w:t xml:space="preserve">Q3 </w:t>
       </w:r>
       <w:r>
         <w:rPr>
@@ -4792,6 +4766,10 @@
     <w:p>
       <w:pPr>
         <w:pStyle w:val="Titre1"/>
+        <w:numPr>
+          <w:ilvl w:val="0"/>
+          <w:numId w:val="2"/>
+        </w:numPr>
         <w:rPr>
           <w:rFonts w:ascii="Times New Roman" w:hAnsi="Times New Roman" w:eastAsia="Times New Roman" w:cs="Times New Roman" w:asciiTheme="majorBidi" w:cstheme="majorBidi" w:hAnsiTheme="majorBidi"/>
           <w:color w:val="385623" w:themeColor="accent6" w:themeShade="80"/>
@@ -4800,11 +4778,7 @@
       </w:pPr>
       <w:r>
         <w:rPr/>
-        <w:t>Q</w:t>
-      </w:r>
-      <w:r>
-        <w:rPr/>
-        <w:t>4 HVS. Explain the chromaticity color diagram.</w:t>
+        <w:t>Q4 HVS. Explain the chromaticity color diagram.</w:t>
       </w:r>
     </w:p>
     <w:p>
@@ -5065,6 +5039,10 @@
     <w:p>
       <w:pPr>
         <w:pStyle w:val="Titre1"/>
+        <w:numPr>
+          <w:ilvl w:val="0"/>
+          <w:numId w:val="2"/>
+        </w:numPr>
         <w:rPr>
           <w:rFonts w:ascii="LiberationSans" w:hAnsi="LiberationSans" w:eastAsia="Times New Roman" w:cs="Times New Roman"/>
           <w:sz w:val="22"/>
@@ -5914,7 +5892,7 @@
           <w:lang w:val="en-US" w:eastAsia="en-GB"/>
         </w:rPr>
         <w:drawing>
-          <wp:anchor behindDoc="0" distT="0" distB="0" distL="114300" distR="114300" simplePos="0" locked="0" layoutInCell="1" allowOverlap="1" relativeHeight="128">
+          <wp:anchor behindDoc="0" distT="0" distB="0" distL="114300" distR="114300" simplePos="0" locked="0" layoutInCell="1" allowOverlap="1" relativeHeight="67">
             <wp:simplePos x="0" y="0"/>
             <wp:positionH relativeFrom="column">
               <wp:posOffset>1495425</wp:posOffset>
@@ -6218,6 +6196,10 @@
     <w:p>
       <w:pPr>
         <w:pStyle w:val="Titre1"/>
+        <w:numPr>
+          <w:ilvl w:val="0"/>
+          <w:numId w:val="2"/>
+        </w:numPr>
         <w:rPr>
           <w:rFonts w:ascii="LiberationSans" w:hAnsi="LiberationSans" w:eastAsia="Times New Roman" w:cs="Times New Roman"/>
           <w:sz w:val="22"/>
@@ -6397,7 +6379,7 @@
         <w:pStyle w:val="NormalWeb"/>
         <w:numPr>
           <w:ilvl w:val="0"/>
-          <w:numId w:val="7"/>
+          <w:numId w:val="8"/>
         </w:numPr>
         <w:shd w:val="clear" w:color="auto" w:fill="FFFFFF"/>
         <w:spacing w:before="280" w:after="280"/>
@@ -6424,7 +6406,7 @@
         <w:pStyle w:val="NormalWeb"/>
         <w:numPr>
           <w:ilvl w:val="0"/>
-          <w:numId w:val="7"/>
+          <w:numId w:val="8"/>
         </w:numPr>
         <w:shd w:val="clear" w:color="auto" w:fill="FFFFFF"/>
         <w:spacing w:before="280" w:after="280"/>
@@ -6451,7 +6433,7 @@
         <w:pStyle w:val="NormalWeb"/>
         <w:numPr>
           <w:ilvl w:val="0"/>
-          <w:numId w:val="7"/>
+          <w:numId w:val="8"/>
         </w:numPr>
         <w:shd w:val="clear" w:color="auto" w:fill="FFFFFF"/>
         <w:spacing w:before="280" w:after="280"/>
@@ -7353,7 +7335,7 @@
     <w:tbl>
       <w:tblPr>
         <w:tblStyle w:val="TableGrid"/>
-        <w:tblpPr w:vertAnchor="text" w:horzAnchor="page" w:leftFromText="180" w:rightFromText="180" w:tblpX="2768" w:tblpY="266"/>
+        <w:tblpPr w:vertAnchor="text" w:horzAnchor="page" w:leftFromText="180" w:rightFromText="180" w:tblpX="2767" w:tblpY="266"/>
         <w:tblW w:w="821" w:type="dxa"/>
         <w:jc w:val="left"/>
         <w:tblInd w:w="0" w:type="dxa"/>
@@ -15547,6 +15529,10 @@
     <w:p>
       <w:pPr>
         <w:pStyle w:val="Titre1"/>
+        <w:numPr>
+          <w:ilvl w:val="0"/>
+          <w:numId w:val="2"/>
+        </w:numPr>
         <w:rPr>
           <w:rFonts w:ascii="LiberationSans" w:hAnsi="LiberationSans" w:eastAsia="Times New Roman" w:cs="Times New Roman"/>
           <w:sz w:val="22"/>
@@ -15607,7 +15593,7 @@
         <w:pStyle w:val="ListParagraph"/>
         <w:numPr>
           <w:ilvl w:val="0"/>
-          <w:numId w:val="8"/>
+          <w:numId w:val="9"/>
         </w:numPr>
         <w:spacing w:beforeAutospacing="1" w:afterAutospacing="1"/>
         <w:contextualSpacing/>
@@ -16080,7 +16066,7 @@
                 <wp:positionV relativeFrom="paragraph">
                   <wp:posOffset>271780</wp:posOffset>
                 </wp:positionV>
-                <wp:extent cx="390525" cy="1905"/>
+                <wp:extent cx="391160" cy="2540"/>
                 <wp:effectExtent l="0" t="63500" r="0" b="76200"/>
                 <wp:wrapNone/>
                 <wp:docPr id="35" name="Straight Arrow Connector 22"/>
@@ -16091,7 +16077,7 @@
                       <wps:spPr>
                         <a:xfrm>
                           <a:off x="0" y="0"/>
-                          <a:ext cx="389880" cy="1440"/>
+                          <a:ext cx="390600" cy="1800"/>
                         </a:xfrm>
                         <a:custGeom>
                           <a:avLst/>
@@ -16151,7 +16137,7 @@
                 <wp:positionV relativeFrom="paragraph">
                   <wp:posOffset>51435</wp:posOffset>
                 </wp:positionV>
-                <wp:extent cx="610870" cy="412115"/>
+                <wp:extent cx="611505" cy="412750"/>
                 <wp:effectExtent l="0" t="0" r="12700" b="8255"/>
                 <wp:wrapNone/>
                 <wp:docPr id="36" name="Rectangle 23"/>
@@ -16162,7 +16148,7 @@
                       <wps:spPr>
                         <a:xfrm>
                           <a:off x="0" y="0"/>
-                          <a:ext cx="610200" cy="411480"/>
+                          <a:ext cx="610920" cy="412200"/>
                         </a:xfrm>
                         <a:prstGeom prst="rect">
                           <a:avLst/>
@@ -16250,7 +16236,7 @@
           </mc:Choice>
           <mc:Fallback>
             <w:pict>
-              <v:rect id="shape_0" ID="Rectangle 23" stroked="t" style="position:absolute;margin-left:54.7pt;margin-top:4.05pt;width:48pt;height:32.35pt" wp14:anchorId="1614C2F8">
+              <v:rect id="shape_0" ID="Rectangle 23" stroked="t" style="position:absolute;margin-left:54.7pt;margin-top:4.05pt;width:48.05pt;height:32.4pt" wp14:anchorId="1614C2F8">
                 <w10:wrap type="none"/>
                 <v:imagedata r:id=""/>
                 <v:stroke color="#ed7d31" weight="12600" joinstyle="miter" endcap="flat"/>
@@ -16313,7 +16299,7 @@
                 <wp:positionV relativeFrom="paragraph">
                   <wp:posOffset>269240</wp:posOffset>
                 </wp:positionV>
-                <wp:extent cx="390525" cy="1905"/>
+                <wp:extent cx="391160" cy="2540"/>
                 <wp:effectExtent l="0" t="63500" r="0" b="76200"/>
                 <wp:wrapNone/>
                 <wp:docPr id="38" name="Straight Arrow Connector 34"/>
@@ -16324,7 +16310,7 @@
                       <wps:spPr>
                         <a:xfrm>
                           <a:off x="0" y="0"/>
-                          <a:ext cx="389880" cy="1440"/>
+                          <a:ext cx="390600" cy="1800"/>
                         </a:xfrm>
                         <a:custGeom>
                           <a:avLst/>
@@ -16384,7 +16370,7 @@
                 <wp:positionV relativeFrom="paragraph">
                   <wp:posOffset>48895</wp:posOffset>
                 </wp:positionV>
-                <wp:extent cx="610870" cy="412115"/>
+                <wp:extent cx="611505" cy="412750"/>
                 <wp:effectExtent l="0" t="0" r="12700" b="8255"/>
                 <wp:wrapNone/>
                 <wp:docPr id="39" name="Rectangle 36"/>
@@ -16395,7 +16381,7 @@
                       <wps:spPr>
                         <a:xfrm>
                           <a:off x="0" y="0"/>
-                          <a:ext cx="610200" cy="411480"/>
+                          <a:ext cx="610920" cy="412200"/>
                         </a:xfrm>
                         <a:prstGeom prst="rect">
                           <a:avLst/>
@@ -16483,7 +16469,7 @@
           </mc:Choice>
           <mc:Fallback>
             <w:pict>
-              <v:rect id="shape_0" ID="Rectangle 36" stroked="t" style="position:absolute;margin-left:222.1pt;margin-top:3.85pt;width:48pt;height:32.35pt" wp14:anchorId="702DF8E7">
+              <v:rect id="shape_0" ID="Rectangle 36" stroked="t" style="position:absolute;margin-left:222.1pt;margin-top:3.85pt;width:48.05pt;height:32.4pt" wp14:anchorId="702DF8E7">
                 <w10:wrap type="none"/>
                 <v:imagedata r:id=""/>
                 <v:stroke color="#ed7d31" weight="12600" joinstyle="miter" endcap="flat"/>
@@ -16546,7 +16532,7 @@
                 <wp:positionV relativeFrom="paragraph">
                   <wp:posOffset>269875</wp:posOffset>
                 </wp:positionV>
-                <wp:extent cx="390525" cy="1905"/>
+                <wp:extent cx="391160" cy="2540"/>
                 <wp:effectExtent l="0" t="63500" r="0" b="76200"/>
                 <wp:wrapNone/>
                 <wp:docPr id="41" name="Straight Arrow Connector 37"/>
@@ -16557,7 +16543,7 @@
                       <wps:spPr>
                         <a:xfrm>
                           <a:off x="0" y="0"/>
-                          <a:ext cx="389880" cy="1440"/>
+                          <a:ext cx="390600" cy="1800"/>
                         </a:xfrm>
                         <a:custGeom>
                           <a:avLst/>
@@ -16617,7 +16603,7 @@
                 <wp:positionV relativeFrom="paragraph">
                   <wp:posOffset>273685</wp:posOffset>
                 </wp:positionV>
-                <wp:extent cx="390525" cy="1905"/>
+                <wp:extent cx="391160" cy="2540"/>
                 <wp:effectExtent l="0" t="63500" r="0" b="76200"/>
                 <wp:wrapNone/>
                 <wp:docPr id="42" name="Straight Arrow Connector 38"/>
@@ -16628,7 +16614,7 @@
                       <wps:spPr>
                         <a:xfrm>
                           <a:off x="0" y="0"/>
-                          <a:ext cx="389880" cy="1440"/>
+                          <a:ext cx="390600" cy="1800"/>
                         </a:xfrm>
                         <a:custGeom>
                           <a:avLst/>
@@ -16848,7 +16834,7 @@
         <w:pStyle w:val="ListParagraph"/>
         <w:numPr>
           <w:ilvl w:val="0"/>
-          <w:numId w:val="8"/>
+          <w:numId w:val="9"/>
         </w:numPr>
         <w:spacing w:beforeAutospacing="1" w:afterAutospacing="1"/>
         <w:contextualSpacing/>
@@ -17214,7 +17200,7 @@
                 <wp:positionV relativeFrom="paragraph">
                   <wp:posOffset>271780</wp:posOffset>
                 </wp:positionV>
-                <wp:extent cx="390525" cy="1905"/>
+                <wp:extent cx="391160" cy="2540"/>
                 <wp:effectExtent l="0" t="63500" r="0" b="76200"/>
                 <wp:wrapNone/>
                 <wp:docPr id="43" name="Straight Arrow Connector 43"/>
@@ -17225,7 +17211,7 @@
                       <wps:spPr>
                         <a:xfrm>
                           <a:off x="0" y="0"/>
-                          <a:ext cx="389880" cy="1440"/>
+                          <a:ext cx="390600" cy="1800"/>
                         </a:xfrm>
                         <a:custGeom>
                           <a:avLst/>
@@ -17285,7 +17271,7 @@
                 <wp:positionV relativeFrom="paragraph">
                   <wp:posOffset>51435</wp:posOffset>
                 </wp:positionV>
-                <wp:extent cx="610870" cy="412115"/>
+                <wp:extent cx="611505" cy="412750"/>
                 <wp:effectExtent l="0" t="0" r="12700" b="8255"/>
                 <wp:wrapNone/>
                 <wp:docPr id="44" name="Rectangle 44"/>
@@ -17296,7 +17282,7 @@
                       <wps:spPr>
                         <a:xfrm>
                           <a:off x="0" y="0"/>
-                          <a:ext cx="610200" cy="411480"/>
+                          <a:ext cx="610920" cy="412200"/>
                         </a:xfrm>
                         <a:prstGeom prst="rect">
                           <a:avLst/>
@@ -17396,7 +17382,7 @@
           </mc:Choice>
           <mc:Fallback>
             <w:pict>
-              <v:rect id="shape_0" ID="Rectangle 44" stroked="t" style="position:absolute;margin-left:54.7pt;margin-top:4.05pt;width:48pt;height:32.35pt" wp14:anchorId="57F87C52">
+              <v:rect id="shape_0" ID="Rectangle 44" stroked="t" style="position:absolute;margin-left:54.7pt;margin-top:4.05pt;width:48.05pt;height:32.4pt" wp14:anchorId="57F87C52">
                 <w10:wrap type="none"/>
                 <v:imagedata r:id=""/>
                 <v:stroke color="#ed7d31" weight="12600" joinstyle="miter" endcap="flat"/>
@@ -17471,7 +17457,7 @@
                 <wp:positionV relativeFrom="paragraph">
                   <wp:posOffset>55880</wp:posOffset>
                 </wp:positionV>
-                <wp:extent cx="610870" cy="412115"/>
+                <wp:extent cx="611505" cy="412750"/>
                 <wp:effectExtent l="0" t="0" r="12700" b="8255"/>
                 <wp:wrapNone/>
                 <wp:docPr id="46" name="Rectangle 41"/>
@@ -17482,7 +17468,7 @@
                       <wps:spPr>
                         <a:xfrm>
                           <a:off x="0" y="0"/>
-                          <a:ext cx="610200" cy="411480"/>
+                          <a:ext cx="610920" cy="412200"/>
                         </a:xfrm>
                         <a:prstGeom prst="rect">
                           <a:avLst/>
@@ -17582,7 +17568,7 @@
           </mc:Choice>
           <mc:Fallback>
             <w:pict>
-              <v:rect id="shape_0" ID="Rectangle 41" stroked="t" style="position:absolute;margin-left:133.3pt;margin-top:4.4pt;width:48pt;height:32.35pt" wp14:anchorId="2C995208">
+              <v:rect id="shape_0" ID="Rectangle 41" stroked="t" style="position:absolute;margin-left:133.3pt;margin-top:4.4pt;width:48.05pt;height:32.4pt" wp14:anchorId="2C995208">
                 <w10:wrap type="none"/>
                 <v:imagedata r:id=""/>
                 <v:stroke color="#ed7d31" weight="12600" joinstyle="miter" endcap="flat"/>
@@ -17657,7 +17643,7 @@
                 <wp:positionV relativeFrom="paragraph">
                   <wp:posOffset>276860</wp:posOffset>
                 </wp:positionV>
-                <wp:extent cx="390525" cy="1905"/>
+                <wp:extent cx="391160" cy="2540"/>
                 <wp:effectExtent l="0" t="63500" r="0" b="76200"/>
                 <wp:wrapNone/>
                 <wp:docPr id="48" name="Straight Arrow Connector 40"/>
@@ -17668,7 +17654,7 @@
                       <wps:spPr>
                         <a:xfrm>
                           <a:off x="0" y="0"/>
-                          <a:ext cx="389880" cy="1440"/>
+                          <a:ext cx="390600" cy="1800"/>
                         </a:xfrm>
                         <a:custGeom>
                           <a:avLst/>
@@ -17728,7 +17714,7 @@
                 <wp:positionV relativeFrom="paragraph">
                   <wp:posOffset>273050</wp:posOffset>
                 </wp:positionV>
-                <wp:extent cx="390525" cy="1905"/>
+                <wp:extent cx="391160" cy="2540"/>
                 <wp:effectExtent l="0" t="63500" r="0" b="76200"/>
                 <wp:wrapNone/>
                 <wp:docPr id="49" name="Straight Arrow Connector 39"/>
@@ -17739,7 +17725,7 @@
                       <wps:spPr>
                         <a:xfrm>
                           <a:off x="0" y="0"/>
-                          <a:ext cx="389880" cy="1440"/>
+                          <a:ext cx="390600" cy="1800"/>
                         </a:xfrm>
                         <a:custGeom>
                           <a:avLst/>
@@ -17799,7 +17785,7 @@
                 <wp:positionV relativeFrom="paragraph">
                   <wp:posOffset>54610</wp:posOffset>
                 </wp:positionV>
-                <wp:extent cx="1334135" cy="412115"/>
+                <wp:extent cx="1334770" cy="412750"/>
                 <wp:effectExtent l="0" t="0" r="13970" b="8255"/>
                 <wp:wrapNone/>
                 <wp:docPr id="50" name="Rectangle 51"/>
@@ -17810,7 +17796,7 @@
                       <wps:spPr>
                         <a:xfrm>
                           <a:off x="0" y="0"/>
-                          <a:ext cx="1333440" cy="411480"/>
+                          <a:ext cx="1334160" cy="412200"/>
                         </a:xfrm>
                         <a:prstGeom prst="rect">
                           <a:avLst/>
@@ -17945,7 +17931,7 @@
           </mc:Choice>
           <mc:Fallback>
             <w:pict>
-              <v:rect id="shape_0" ID="Rectangle 51" stroked="t" style="position:absolute;margin-left:283.5pt;margin-top:4.3pt;width:104.95pt;height:32.35pt" wp14:anchorId="19928E61">
+              <v:rect id="shape_0" ID="Rectangle 51" stroked="t" style="position:absolute;margin-left:283.5pt;margin-top:4.3pt;width:105pt;height:32.4pt" wp14:anchorId="19928E61">
                 <w10:wrap type="none"/>
                 <v:imagedata r:id=""/>
                 <v:stroke color="#ed7d31" weight="12600" joinstyle="miter" endcap="flat"/>
@@ -18055,7 +18041,7 @@
                 <wp:positionV relativeFrom="paragraph">
                   <wp:posOffset>276225</wp:posOffset>
                 </wp:positionV>
-                <wp:extent cx="390525" cy="1905"/>
+                <wp:extent cx="391160" cy="2540"/>
                 <wp:effectExtent l="0" t="63500" r="0" b="76200"/>
                 <wp:wrapNone/>
                 <wp:docPr id="52" name="Straight Arrow Connector 52"/>
@@ -18066,7 +18052,7 @@
                       <wps:spPr>
                         <a:xfrm>
                           <a:off x="0" y="0"/>
-                          <a:ext cx="389880" cy="1440"/>
+                          <a:ext cx="390600" cy="1800"/>
                         </a:xfrm>
                         <a:custGeom>
                           <a:avLst/>
@@ -18126,7 +18112,7 @@
                 <wp:positionV relativeFrom="paragraph">
                   <wp:posOffset>276225</wp:posOffset>
                 </wp:positionV>
-                <wp:extent cx="390525" cy="1905"/>
+                <wp:extent cx="391160" cy="2540"/>
                 <wp:effectExtent l="0" t="63500" r="0" b="76200"/>
                 <wp:wrapNone/>
                 <wp:docPr id="53" name="Straight Arrow Connector 53"/>
@@ -18137,7 +18123,7 @@
                       <wps:spPr>
                         <a:xfrm>
                           <a:off x="0" y="0"/>
-                          <a:ext cx="389880" cy="1440"/>
+                          <a:ext cx="390600" cy="1800"/>
                         </a:xfrm>
                         <a:custGeom>
                           <a:avLst/>
@@ -18411,7 +18397,7 @@
                 <wp:positionV relativeFrom="paragraph">
                   <wp:posOffset>271780</wp:posOffset>
                 </wp:positionV>
-                <wp:extent cx="390525" cy="1905"/>
+                <wp:extent cx="391160" cy="2540"/>
                 <wp:effectExtent l="0" t="63500" r="0" b="76200"/>
                 <wp:wrapNone/>
                 <wp:docPr id="54" name="Straight Arrow Connector 60"/>
@@ -18422,7 +18408,7 @@
                       <wps:spPr>
                         <a:xfrm>
                           <a:off x="0" y="0"/>
-                          <a:ext cx="389880" cy="1440"/>
+                          <a:ext cx="390600" cy="1800"/>
                         </a:xfrm>
                         <a:custGeom>
                           <a:avLst/>
@@ -18482,7 +18468,7 @@
                 <wp:positionV relativeFrom="paragraph">
                   <wp:posOffset>51435</wp:posOffset>
                 </wp:positionV>
-                <wp:extent cx="610870" cy="412115"/>
+                <wp:extent cx="611505" cy="412750"/>
                 <wp:effectExtent l="0" t="0" r="12700" b="8255"/>
                 <wp:wrapNone/>
                 <wp:docPr id="55" name="Rectangle 61"/>
@@ -18493,7 +18479,7 @@
                       <wps:spPr>
                         <a:xfrm>
                           <a:off x="0" y="0"/>
-                          <a:ext cx="610200" cy="411480"/>
+                          <a:ext cx="610920" cy="412200"/>
                         </a:xfrm>
                         <a:prstGeom prst="rect">
                           <a:avLst/>
@@ -18593,7 +18579,7 @@
           </mc:Choice>
           <mc:Fallback>
             <w:pict>
-              <v:rect id="shape_0" ID="Rectangle 61" stroked="t" style="position:absolute;margin-left:54.7pt;margin-top:4.05pt;width:48pt;height:32.35pt" wp14:anchorId="5B7C74C5">
+              <v:rect id="shape_0" ID="Rectangle 61" stroked="t" style="position:absolute;margin-left:54.7pt;margin-top:4.05pt;width:48.05pt;height:32.4pt" wp14:anchorId="5B7C74C5">
                 <w10:wrap type="none"/>
                 <v:imagedata r:id=""/>
                 <v:stroke color="#ed7d31" weight="12600" joinstyle="miter" endcap="flat"/>
@@ -18668,7 +18654,7 @@
                 <wp:positionV relativeFrom="paragraph">
                   <wp:posOffset>55880</wp:posOffset>
                 </wp:positionV>
-                <wp:extent cx="610870" cy="412115"/>
+                <wp:extent cx="611505" cy="412750"/>
                 <wp:effectExtent l="0" t="0" r="12700" b="8255"/>
                 <wp:wrapNone/>
                 <wp:docPr id="57" name="Rectangle 58"/>
@@ -18679,7 +18665,7 @@
                       <wps:spPr>
                         <a:xfrm>
                           <a:off x="0" y="0"/>
-                          <a:ext cx="610200" cy="411480"/>
+                          <a:ext cx="610920" cy="412200"/>
                         </a:xfrm>
                         <a:prstGeom prst="rect">
                           <a:avLst/>
@@ -18779,7 +18765,7 @@
           </mc:Choice>
           <mc:Fallback>
             <w:pict>
-              <v:rect id="shape_0" ID="Rectangle 58" stroked="t" style="position:absolute;margin-left:133.3pt;margin-top:4.4pt;width:48pt;height:32.35pt" wp14:anchorId="466763EF">
+              <v:rect id="shape_0" ID="Rectangle 58" stroked="t" style="position:absolute;margin-left:133.3pt;margin-top:4.4pt;width:48.05pt;height:32.4pt" wp14:anchorId="466763EF">
                 <w10:wrap type="none"/>
                 <v:imagedata r:id=""/>
                 <v:stroke color="#ed7d31" weight="12600" joinstyle="miter" endcap="flat"/>
@@ -18854,7 +18840,7 @@
                 <wp:positionV relativeFrom="paragraph">
                   <wp:posOffset>276860</wp:posOffset>
                 </wp:positionV>
-                <wp:extent cx="390525" cy="1905"/>
+                <wp:extent cx="391160" cy="2540"/>
                 <wp:effectExtent l="0" t="63500" r="0" b="76200"/>
                 <wp:wrapNone/>
                 <wp:docPr id="59" name="Straight Arrow Connector 59"/>
@@ -18865,7 +18851,7 @@
                       <wps:spPr>
                         <a:xfrm>
                           <a:off x="0" y="0"/>
-                          <a:ext cx="389880" cy="1440"/>
+                          <a:ext cx="390600" cy="1800"/>
                         </a:xfrm>
                         <a:custGeom>
                           <a:avLst/>
@@ -18925,7 +18911,7 @@
                 <wp:positionV relativeFrom="paragraph">
                   <wp:posOffset>273050</wp:posOffset>
                 </wp:positionV>
-                <wp:extent cx="390525" cy="1905"/>
+                <wp:extent cx="391160" cy="2540"/>
                 <wp:effectExtent l="0" t="63500" r="0" b="76200"/>
                 <wp:wrapNone/>
                 <wp:docPr id="60" name="Straight Arrow Connector 57"/>
@@ -18936,7 +18922,7 @@
                       <wps:spPr>
                         <a:xfrm>
                           <a:off x="0" y="0"/>
-                          <a:ext cx="389880" cy="1440"/>
+                          <a:ext cx="390600" cy="1800"/>
                         </a:xfrm>
                         <a:custGeom>
                           <a:avLst/>
@@ -18996,7 +18982,7 @@
                 <wp:positionV relativeFrom="paragraph">
                   <wp:posOffset>54610</wp:posOffset>
                 </wp:positionV>
-                <wp:extent cx="1334135" cy="412115"/>
+                <wp:extent cx="1334770" cy="412750"/>
                 <wp:effectExtent l="0" t="0" r="13970" b="8255"/>
                 <wp:wrapNone/>
                 <wp:docPr id="61" name="Rectangle 56"/>
@@ -19007,7 +18993,7 @@
                       <wps:spPr>
                         <a:xfrm>
                           <a:off x="0" y="0"/>
-                          <a:ext cx="1333440" cy="411480"/>
+                          <a:ext cx="1334160" cy="412200"/>
                         </a:xfrm>
                         <a:prstGeom prst="rect">
                           <a:avLst/>
@@ -19142,7 +19128,7 @@
           </mc:Choice>
           <mc:Fallback>
             <w:pict>
-              <v:rect id="shape_0" ID="Rectangle 56" stroked="t" style="position:absolute;margin-left:283.5pt;margin-top:4.3pt;width:104.95pt;height:32.35pt" wp14:anchorId="2C388738">
+              <v:rect id="shape_0" ID="Rectangle 56" stroked="t" style="position:absolute;margin-left:283.5pt;margin-top:4.3pt;width:105pt;height:32.4pt" wp14:anchorId="2C388738">
                 <w10:wrap type="none"/>
                 <v:imagedata r:id=""/>
                 <v:stroke color="#ed7d31" weight="12600" joinstyle="miter" endcap="flat"/>
@@ -19252,7 +19238,7 @@
                 <wp:positionV relativeFrom="paragraph">
                   <wp:posOffset>276225</wp:posOffset>
                 </wp:positionV>
-                <wp:extent cx="390525" cy="1905"/>
+                <wp:extent cx="391160" cy="2540"/>
                 <wp:effectExtent l="0" t="63500" r="0" b="76200"/>
                 <wp:wrapNone/>
                 <wp:docPr id="63" name="Straight Arrow Connector 55"/>
@@ -19263,7 +19249,7 @@
                       <wps:spPr>
                         <a:xfrm>
                           <a:off x="0" y="0"/>
-                          <a:ext cx="389880" cy="1440"/>
+                          <a:ext cx="390600" cy="1800"/>
                         </a:xfrm>
                         <a:custGeom>
                           <a:avLst/>
@@ -19323,7 +19309,7 @@
                 <wp:positionV relativeFrom="paragraph">
                   <wp:posOffset>276225</wp:posOffset>
                 </wp:positionV>
-                <wp:extent cx="390525" cy="1905"/>
+                <wp:extent cx="391160" cy="2540"/>
                 <wp:effectExtent l="0" t="63500" r="0" b="76200"/>
                 <wp:wrapNone/>
                 <wp:docPr id="64" name="Straight Arrow Connector 54"/>
@@ -19334,7 +19320,7 @@
                       <wps:spPr>
                         <a:xfrm>
                           <a:off x="0" y="0"/>
-                          <a:ext cx="389880" cy="1440"/>
+                          <a:ext cx="390600" cy="1800"/>
                         </a:xfrm>
                         <a:custGeom>
                           <a:avLst/>
@@ -19630,7 +19616,7 @@
         <w:pStyle w:val="ListParagraph"/>
         <w:numPr>
           <w:ilvl w:val="0"/>
-          <w:numId w:val="8"/>
+          <w:numId w:val="9"/>
         </w:numPr>
         <w:spacing w:beforeAutospacing="1" w:afterAutospacing="1"/>
         <w:contextualSpacing/>
@@ -19982,7 +19968,7 @@
                 <wp:positionV relativeFrom="paragraph">
                   <wp:posOffset>62230</wp:posOffset>
                 </wp:positionV>
-                <wp:extent cx="610870" cy="412115"/>
+                <wp:extent cx="611505" cy="412750"/>
                 <wp:effectExtent l="0" t="0" r="12700" b="8255"/>
                 <wp:wrapNone/>
                 <wp:docPr id="65" name="Rectangle 63"/>
@@ -19993,7 +19979,7 @@
                       <wps:spPr>
                         <a:xfrm>
                           <a:off x="0" y="0"/>
-                          <a:ext cx="610200" cy="411480"/>
+                          <a:ext cx="610920" cy="412200"/>
                         </a:xfrm>
                         <a:prstGeom prst="rect">
                           <a:avLst/>
@@ -20093,7 +20079,7 @@
           </mc:Choice>
           <mc:Fallback>
             <w:pict>
-              <v:rect id="shape_0" ID="Rectangle 63" stroked="t" style="position:absolute;margin-left:71.15pt;margin-top:4.9pt;width:48pt;height:32.35pt" wp14:anchorId="6E5A716D">
+              <v:rect id="shape_0" ID="Rectangle 63" stroked="t" style="position:absolute;margin-left:71.15pt;margin-top:4.9pt;width:48.05pt;height:32.4pt" wp14:anchorId="6E5A716D">
                 <w10:wrap type="none"/>
                 <v:imagedata r:id=""/>
                 <v:stroke color="#ed7d31" weight="12600" joinstyle="miter" endcap="flat"/>
@@ -20168,7 +20154,7 @@
                 <wp:positionV relativeFrom="paragraph">
                   <wp:posOffset>276860</wp:posOffset>
                 </wp:positionV>
-                <wp:extent cx="356870" cy="191770"/>
+                <wp:extent cx="358140" cy="192405"/>
                 <wp:effectExtent l="0" t="0" r="65405" b="38100"/>
                 <wp:wrapNone/>
                 <wp:docPr id="67" name="Group 77"/>
@@ -20179,15 +20165,15 @@
                       <wpg:grpSpPr>
                         <a:xfrm>
                           <a:off x="0" y="0"/>
-                          <a:ext cx="356400" cy="191160"/>
+                          <a:ext cx="357480" cy="191880"/>
                         </a:xfrm>
                       </wpg:grpSpPr>
                       <wps:wsp>
                         <wps:cNvSpPr/>
                         <wps:spPr>
                           <a:xfrm>
-                            <a:off x="355680" y="118800"/>
-                            <a:ext cx="720" cy="72360"/>
+                            <a:off x="356760" y="147240"/>
+                            <a:ext cx="720" cy="44280"/>
                           </a:xfrm>
                           <a:custGeom>
                             <a:avLst/>
@@ -20232,7 +20218,7 @@
                         <wps:spPr>
                           <a:xfrm flipH="1">
                             <a:off x="0" y="0"/>
-                            <a:ext cx="14040" cy="0"/>
+                            <a:ext cx="2520" cy="0"/>
                           </a:xfrm>
                           <a:prstGeom prst="line">
                             <a:avLst/>
@@ -20265,8 +20251,8 @@
           </mc:Choice>
           <mc:Fallback>
             <w:pict>
-              <v:group id="shape_0" alt="Group 77" style="position:absolute;margin-left:118.9pt;margin-top:21.8pt;width:28.05pt;height:15.05pt" coordorigin="2378,436" coordsize="561,301">
-                <v:line id="shape_0" from="2378,436" to="2399,436" stroked="t" style="position:absolute;flip:x">
+              <v:group id="shape_0" alt="Group 77" style="position:absolute;margin-left:118.9pt;margin-top:21.8pt;width:28.15pt;height:15.1pt" coordorigin="2378,436" coordsize="563,302">
+                <v:line id="shape_0" from="2378,436" to="2381,436" stroked="t" style="position:absolute;flip:x">
                   <v:stroke color="#ed7d31" weight="6480" joinstyle="miter" endcap="flat"/>
                   <v:fill o:detectmouseclick="t" on="false"/>
                 </v:line>
@@ -20285,7 +20271,7 @@
                 <wp:positionV relativeFrom="paragraph">
                   <wp:posOffset>269875</wp:posOffset>
                 </wp:positionV>
-                <wp:extent cx="675005" cy="532765"/>
+                <wp:extent cx="675640" cy="533400"/>
                 <wp:effectExtent l="0" t="63500" r="50165" b="65405"/>
                 <wp:wrapNone/>
                 <wp:docPr id="68" name="Group 84"/>
@@ -20296,15 +20282,15 @@
                       <wpg:grpSpPr>
                         <a:xfrm>
                           <a:off x="0" y="0"/>
-                          <a:ext cx="674280" cy="532080"/>
+                          <a:ext cx="675000" cy="532800"/>
                         </a:xfrm>
                       </wpg:grpSpPr>
                       <wps:wsp>
                         <wps:cNvSpPr/>
                         <wps:spPr>
                           <a:xfrm>
-                            <a:off x="518040" y="174600"/>
-                            <a:ext cx="155520" cy="3960"/>
+                            <a:off x="539280" y="239400"/>
+                            <a:ext cx="135360" cy="2520"/>
                           </a:xfrm>
                           <a:custGeom>
                             <a:avLst/>
@@ -20348,8 +20334,8 @@
                         <wps:cNvSpPr/>
                         <wps:spPr>
                           <a:xfrm>
-                            <a:off x="518040" y="528480"/>
-                            <a:ext cx="156240" cy="3960"/>
+                            <a:off x="539280" y="530280"/>
+                            <a:ext cx="135720" cy="2520"/>
                           </a:xfrm>
                           <a:custGeom>
                             <a:avLst/>
@@ -20393,8 +20379,8 @@
                         <wps:cNvSpPr/>
                         <wps:spPr>
                           <a:xfrm>
-                            <a:off x="114840" y="0"/>
-                            <a:ext cx="0" cy="114840"/>
+                            <a:off x="57240" y="0"/>
+                            <a:ext cx="0" cy="53280"/>
                           </a:xfrm>
                           <a:prstGeom prst="line">
                             <a:avLst/>
@@ -20423,8 +20409,8 @@
                         <wps:cNvSpPr/>
                         <wps:spPr>
                           <a:xfrm>
-                            <a:off x="0" y="64080"/>
-                            <a:ext cx="114840" cy="0"/>
+                            <a:off x="0" y="29880"/>
+                            <a:ext cx="57240" cy="0"/>
                           </a:xfrm>
                           <a:prstGeom prst="line">
                             <a:avLst/>
@@ -20457,12 +20443,12 @@
           </mc:Choice>
           <mc:Fallback>
             <w:pict>
-              <v:group id="shape_0" alt="Group 84" style="position:absolute;margin-left:17.85pt;margin-top:21.25pt;width:53.05pt;height:41.95pt" coordorigin="357,425" coordsize="1061,839">
-                <v:line id="shape_0" from="538,425" to="538,605" stroked="t" style="position:absolute">
+              <v:group id="shape_0" alt="Group 84" style="position:absolute;margin-left:17.85pt;margin-top:21.25pt;width:53.15pt;height:41.95pt" coordorigin="357,425" coordsize="1063,839">
+                <v:line id="shape_0" from="447,425" to="447,508" stroked="t" style="position:absolute">
                   <v:stroke color="#ed7d31" weight="6480" joinstyle="miter" endcap="flat"/>
                   <v:fill o:detectmouseclick="t" on="false"/>
                 </v:line>
-                <v:line id="shape_0" from="357,526" to="537,526" stroked="t" style="position:absolute">
+                <v:line id="shape_0" from="357,472" to="446,472" stroked="t" style="position:absolute">
                   <v:stroke color="#ed7d31" weight="6480" joinstyle="miter" endcap="flat"/>
                   <v:fill o:detectmouseclick="t" on="false"/>
                 </v:line>
@@ -20495,7 +20481,7 @@
                 <wp:positionV relativeFrom="paragraph">
                   <wp:posOffset>219710</wp:posOffset>
                 </wp:positionV>
-                <wp:extent cx="610870" cy="412115"/>
+                <wp:extent cx="611505" cy="412750"/>
                 <wp:effectExtent l="0" t="0" r="12700" b="8255"/>
                 <wp:wrapNone/>
                 <wp:docPr id="69" name="Rectangle 62"/>
@@ -20506,7 +20492,7 @@
                       <wps:spPr>
                         <a:xfrm>
                           <a:off x="0" y="0"/>
-                          <a:ext cx="610200" cy="411480"/>
+                          <a:ext cx="610920" cy="412200"/>
                         </a:xfrm>
                         <a:prstGeom prst="rect">
                           <a:avLst/>
@@ -20606,7 +20592,7 @@
           </mc:Choice>
           <mc:Fallback>
             <w:pict>
-              <v:rect id="shape_0" ID="Rectangle 62" stroked="t" style="position:absolute;margin-left:70.85pt;margin-top:17.3pt;width:48pt;height:32.35pt" wp14:anchorId="6F2883AA">
+              <v:rect id="shape_0" ID="Rectangle 62" stroked="t" style="position:absolute;margin-left:70.85pt;margin-top:17.3pt;width:48.05pt;height:32.4pt" wp14:anchorId="6F2883AA">
                 <w10:wrap type="none"/>
                 <v:imagedata r:id=""/>
                 <v:stroke color="#ed7d31" weight="12600" joinstyle="miter" endcap="flat"/>
@@ -20681,7 +20667,7 @@
                 <wp:positionV relativeFrom="paragraph">
                   <wp:posOffset>34290</wp:posOffset>
                 </wp:positionV>
-                <wp:extent cx="1334135" cy="412115"/>
+                <wp:extent cx="1334770" cy="412750"/>
                 <wp:effectExtent l="0" t="0" r="13970" b="8255"/>
                 <wp:wrapNone/>
                 <wp:docPr id="71" name="Rectangle 64"/>
@@ -20692,7 +20678,7 @@
                       <wps:spPr>
                         <a:xfrm>
                           <a:off x="0" y="0"/>
-                          <a:ext cx="1333440" cy="411480"/>
+                          <a:ext cx="1334160" cy="412200"/>
                         </a:xfrm>
                         <a:prstGeom prst="rect">
                           <a:avLst/>
@@ -20827,7 +20813,7 @@
           </mc:Choice>
           <mc:Fallback>
             <w:pict>
-              <v:rect id="shape_0" ID="Rectangle 64" stroked="t" style="position:absolute;margin-left:273.4pt;margin-top:2.7pt;width:104.95pt;height:32.35pt" wp14:anchorId="7B2575B9">
+              <v:rect id="shape_0" ID="Rectangle 64" stroked="t" style="position:absolute;margin-left:273.4pt;margin-top:2.7pt;width:105pt;height:32.4pt" wp14:anchorId="7B2575B9">
                 <w10:wrap type="none"/>
                 <v:imagedata r:id=""/>
                 <v:stroke color="#ed7d31" weight="12600" joinstyle="miter" endcap="flat"/>
@@ -20937,7 +20923,7 @@
                 <wp:positionV relativeFrom="paragraph">
                   <wp:posOffset>225425</wp:posOffset>
                 </wp:positionV>
-                <wp:extent cx="390525" cy="1905"/>
+                <wp:extent cx="391160" cy="2540"/>
                 <wp:effectExtent l="0" t="63500" r="0" b="76200"/>
                 <wp:wrapNone/>
                 <wp:docPr id="73" name="Straight Arrow Connector 65"/>
@@ -20948,7 +20934,7 @@
                       <wps:spPr>
                         <a:xfrm>
                           <a:off x="0" y="0"/>
-                          <a:ext cx="389880" cy="1440"/>
+                          <a:ext cx="390600" cy="1800"/>
                         </a:xfrm>
                         <a:custGeom>
                           <a:avLst/>
@@ -21008,7 +20994,7 @@
                 <wp:positionV relativeFrom="paragraph">
                   <wp:posOffset>226695</wp:posOffset>
                 </wp:positionV>
-                <wp:extent cx="390525" cy="1905"/>
+                <wp:extent cx="391160" cy="2540"/>
                 <wp:effectExtent l="0" t="63500" r="0" b="76200"/>
                 <wp:wrapNone/>
                 <wp:docPr id="74" name="Straight Arrow Connector 66"/>
@@ -21019,7 +21005,7 @@
                       <wps:spPr>
                         <a:xfrm>
                           <a:off x="0" y="0"/>
-                          <a:ext cx="389880" cy="1440"/>
+                          <a:ext cx="390600" cy="1800"/>
                         </a:xfrm>
                         <a:custGeom>
                           <a:avLst/>
@@ -21079,7 +21065,7 @@
                 <wp:positionV relativeFrom="paragraph">
                   <wp:posOffset>147320</wp:posOffset>
                 </wp:positionV>
-                <wp:extent cx="135890" cy="128905"/>
+                <wp:extent cx="136525" cy="129540"/>
                 <wp:effectExtent l="0" t="0" r="17780" b="12065"/>
                 <wp:wrapNone/>
                 <wp:docPr id="75" name="Or 69"/>
@@ -21090,7 +21076,7 @@
                       <wps:spPr>
                         <a:xfrm>
                           <a:off x="0" y="0"/>
-                          <a:ext cx="135360" cy="128160"/>
+                          <a:ext cx="135720" cy="128880"/>
                         </a:xfrm>
                         <a:prstGeom prst="flowChartOr">
                           <a:avLst/>
@@ -21148,7 +21134,7 @@
                 </v:formulas>
                 <v:path gradientshapeok="t" o:connecttype="rect" textboxrect="@3,@5,@4,@6"/>
               </v:shapetype>
-              <v:shape id="shape_0" ID="Or 69" fillcolor="white" stroked="t" style="position:absolute;margin-left:141.2pt;margin-top:11.6pt;width:10.6pt;height:10.05pt" wp14:anchorId="5320847B" type="shapetype_124">
+              <v:shape id="shape_0" ID="Or 69" fillcolor="white" stroked="t" style="position:absolute;margin-left:141.2pt;margin-top:11.6pt;width:10.65pt;height:10.1pt" wp14:anchorId="5320847B" type="shapetype_124">
                 <w10:wrap type="none"/>
                 <v:fill o:detectmouseclick="t" type="solid" color2="black"/>
                 <v:stroke color="#ed7d31" weight="12600" joinstyle="miter" endcap="flat"/>
@@ -21167,7 +21153,7 @@
                 <wp:positionV relativeFrom="paragraph">
                   <wp:posOffset>218440</wp:posOffset>
                 </wp:positionV>
-                <wp:extent cx="390525" cy="1905"/>
+                <wp:extent cx="391160" cy="2540"/>
                 <wp:effectExtent l="0" t="63500" r="0" b="76200"/>
                 <wp:wrapNone/>
                 <wp:docPr id="76" name="Straight Arrow Connector 72"/>
@@ -21178,7 +21164,7 @@
                       <wps:spPr>
                         <a:xfrm>
                           <a:off x="0" y="0"/>
-                          <a:ext cx="389880" cy="1440"/>
+                          <a:ext cx="390600" cy="1800"/>
                         </a:xfrm>
                         <a:custGeom>
                           <a:avLst/>
@@ -21238,7 +21224,7 @@
                 <wp:positionV relativeFrom="paragraph">
                   <wp:posOffset>280035</wp:posOffset>
                 </wp:positionV>
-                <wp:extent cx="355600" cy="147955"/>
+                <wp:extent cx="356870" cy="148590"/>
                 <wp:effectExtent l="0" t="25400" r="65405" b="8255"/>
                 <wp:wrapNone/>
                 <wp:docPr id="77" name="Group 79"/>
@@ -21249,15 +21235,15 @@
                       <wpg:grpSpPr>
                         <a:xfrm>
                           <a:off x="0" y="0"/>
-                          <a:ext cx="354960" cy="147240"/>
+                          <a:ext cx="356400" cy="147960"/>
                         </a:xfrm>
                       </wpg:grpSpPr>
                       <wps:wsp>
                         <wps:cNvSpPr/>
                         <wps:spPr>
                           <a:xfrm flipV="1" rot="10800000">
-                            <a:off x="354240" y="63000"/>
-                            <a:ext cx="720" cy="84600"/>
+                            <a:off x="355680" y="101520"/>
+                            <a:ext cx="720" cy="46440"/>
                           </a:xfrm>
                           <a:custGeom>
                             <a:avLst/>
@@ -21302,7 +21288,7 @@
                         <wps:spPr>
                           <a:xfrm>
                             <a:off x="0" y="0"/>
-                            <a:ext cx="28440" cy="0"/>
+                            <a:ext cx="5760" cy="0"/>
                           </a:xfrm>
                           <a:prstGeom prst="line">
                             <a:avLst/>
@@ -21335,8 +21321,8 @@
           </mc:Choice>
           <mc:Fallback>
             <w:pict>
-              <v:group id="shape_0" alt="Group 79" style="position:absolute;margin-left:118.9pt;margin-top:22.05pt;width:27.95pt;height:11.5pt" coordorigin="2378,441" coordsize="559,230">
-                <v:line id="shape_0" from="2378,441" to="2422,441" stroked="t" style="position:absolute">
+              <v:group id="shape_0" alt="Group 79" style="position:absolute;margin-left:118.9pt;margin-top:22.05pt;width:28pt;height:11.55pt" coordorigin="2378,441" coordsize="560,231">
+                <v:line id="shape_0" from="2378,441" to="2386,441" stroked="t" style="position:absolute">
                   <v:stroke color="#ed7d31" weight="6480" joinstyle="miter" endcap="flat"/>
                   <v:fill o:detectmouseclick="t" on="false"/>
                 </v:line>
@@ -21758,8 +21744,8 @@
         <w:tblLook w:val="04a0" w:noHBand="0" w:noVBand="1" w:firstColumn="1" w:lastRow="0" w:lastColumn="0" w:firstRow="1"/>
       </w:tblPr>
       <w:tblGrid>
-        <w:gridCol w:w="2692"/>
-        <w:gridCol w:w="3404"/>
+        <w:gridCol w:w="2691"/>
+        <w:gridCol w:w="3405"/>
         <w:gridCol w:w="3319"/>
       </w:tblGrid>
       <w:tr>
@@ -21769,7 +21755,7 @@
         </w:trPr>
         <w:tc>
           <w:tcPr>
-            <w:tcW w:w="2692" w:type="dxa"/>
+            <w:tcW w:w="2691" w:type="dxa"/>
             <w:cnfStyle w:val="001000000000" w:firstRow="0" w:lastRow="0" w:firstColumn="1" w:lastColumn="0" w:oddVBand="0" w:evenVBand="0" w:oddHBand="0" w:evenHBand="0" w:firstRowFirstColumn="0" w:firstRowLastColumn="0" w:lastRowFirstColumn="0" w:lastRowLastColumn="0"/>
             <w:tcBorders/>
           </w:tcPr>
@@ -21800,7 +21786,7 @@
         </w:tc>
         <w:tc>
           <w:tcPr>
-            <w:tcW w:w="3404" w:type="dxa"/>
+            <w:tcW w:w="3405" w:type="dxa"/>
             <w:tcBorders/>
           </w:tcPr>
           <w:p>
@@ -21870,7 +21856,7 @@
         </w:trPr>
         <w:tc>
           <w:tcPr>
-            <w:tcW w:w="2692" w:type="dxa"/>
+            <w:tcW w:w="2691" w:type="dxa"/>
             <w:cnfStyle w:val="001000000000" w:firstRow="0" w:lastRow="0" w:firstColumn="1" w:lastColumn="0" w:oddVBand="0" w:evenVBand="0" w:oddHBand="0" w:evenHBand="0" w:firstRowFirstColumn="0" w:firstRowLastColumn="0" w:lastRowFirstColumn="0" w:lastRowLastColumn="0"/>
             <w:tcBorders>
               <w:top w:val="nil"/>
@@ -21905,7 +21891,7 @@
         </w:tc>
         <w:tc>
           <w:tcPr>
-            <w:tcW w:w="3404" w:type="dxa"/>
+            <w:tcW w:w="3405" w:type="dxa"/>
             <w:tcBorders>
               <w:top w:val="nil"/>
               <w:bottom w:val="nil"/>
@@ -22016,7 +22002,7 @@
         </w:trPr>
         <w:tc>
           <w:tcPr>
-            <w:tcW w:w="2692" w:type="dxa"/>
+            <w:tcW w:w="2691" w:type="dxa"/>
             <w:cnfStyle w:val="001000000000" w:firstRow="0" w:lastRow="0" w:firstColumn="1" w:lastColumn="0" w:oddVBand="0" w:evenVBand="0" w:oddHBand="0" w:evenHBand="0" w:firstRowFirstColumn="0" w:firstRowLastColumn="0" w:lastRowFirstColumn="0" w:lastRowLastColumn="0"/>
             <w:tcBorders>
               <w:top w:val="nil"/>
@@ -22050,7 +22036,7 @@
         </w:tc>
         <w:tc>
           <w:tcPr>
-            <w:tcW w:w="3404" w:type="dxa"/>
+            <w:tcW w:w="3405" w:type="dxa"/>
             <w:tcBorders>
               <w:top w:val="nil"/>
               <w:bottom w:val="nil"/>
@@ -22248,7 +22234,7 @@
         </w:trPr>
         <w:tc>
           <w:tcPr>
-            <w:tcW w:w="2692" w:type="dxa"/>
+            <w:tcW w:w="2691" w:type="dxa"/>
             <w:cnfStyle w:val="001000000000" w:firstRow="0" w:lastRow="0" w:firstColumn="1" w:lastColumn="0" w:oddVBand="0" w:evenVBand="0" w:oddHBand="0" w:evenHBand="0" w:firstRowFirstColumn="0" w:firstRowLastColumn="0" w:lastRowFirstColumn="0" w:lastRowLastColumn="0"/>
             <w:tcBorders>
               <w:top w:val="nil"/>
@@ -22282,7 +22268,7 @@
         </w:tc>
         <w:tc>
           <w:tcPr>
-            <w:tcW w:w="3404" w:type="dxa"/>
+            <w:tcW w:w="3405" w:type="dxa"/>
             <w:tcBorders>
               <w:top w:val="nil"/>
             </w:tcBorders>
@@ -22744,6 +22730,10 @@
     <w:p>
       <w:pPr>
         <w:pStyle w:val="Titre1"/>
+        <w:numPr>
+          <w:ilvl w:val="0"/>
+          <w:numId w:val="2"/>
+        </w:numPr>
         <w:rPr>
           <w:rFonts w:ascii="Times New Roman" w:hAnsi="Times New Roman" w:eastAsia="Times New Roman" w:cs="Times New Roman"/>
           <w:lang w:eastAsia="en-GB"/>
@@ -22800,6 +22790,10 @@
     <w:p>
       <w:pPr>
         <w:pStyle w:val="Titre1"/>
+        <w:numPr>
+          <w:ilvl w:val="0"/>
+          <w:numId w:val="2"/>
+        </w:numPr>
         <w:rPr>
           <w:rFonts w:ascii="Times New Roman" w:hAnsi="Times New Roman" w:eastAsia="Times New Roman" w:cs="Times New Roman"/>
           <w:lang w:eastAsia="en-GB"/>
@@ -22856,6 +22850,10 @@
     <w:p>
       <w:pPr>
         <w:pStyle w:val="Titre1"/>
+        <w:numPr>
+          <w:ilvl w:val="0"/>
+          <w:numId w:val="2"/>
+        </w:numPr>
         <w:rPr>
           <w:rFonts w:ascii="Times New Roman" w:hAnsi="Times New Roman" w:eastAsia="Times New Roman" w:cs="Times New Roman"/>
           <w:lang w:eastAsia="en-GB"/>
@@ -23215,6 +23213,125 @@
   <w:abstractNum w:abstractNumId="2">
     <w:lvl w:ilvl="0">
       <w:start w:val="1"/>
+      <w:numFmt w:val="none"/>
+      <w:suff w:val="nothing"/>
+      <w:lvlText w:val=""/>
+      <w:lvlJc w:val="left"/>
+      <w:pPr>
+        <w:tabs>
+          <w:tab w:val="num" w:pos="0"/>
+        </w:tabs>
+        <w:ind w:left="0" w:hanging="0"/>
+      </w:pPr>
+    </w:lvl>
+    <w:lvl w:ilvl="1">
+      <w:start w:val="1"/>
+      <w:numFmt w:val="none"/>
+      <w:suff w:val="nothing"/>
+      <w:lvlText w:val=""/>
+      <w:lvlJc w:val="left"/>
+      <w:pPr>
+        <w:tabs>
+          <w:tab w:val="num" w:pos="0"/>
+        </w:tabs>
+        <w:ind w:left="0" w:hanging="0"/>
+      </w:pPr>
+    </w:lvl>
+    <w:lvl w:ilvl="2">
+      <w:start w:val="1"/>
+      <w:numFmt w:val="none"/>
+      <w:suff w:val="nothing"/>
+      <w:lvlText w:val=""/>
+      <w:lvlJc w:val="left"/>
+      <w:pPr>
+        <w:tabs>
+          <w:tab w:val="num" w:pos="0"/>
+        </w:tabs>
+        <w:ind w:left="0" w:hanging="0"/>
+      </w:pPr>
+    </w:lvl>
+    <w:lvl w:ilvl="3">
+      <w:start w:val="1"/>
+      <w:numFmt w:val="none"/>
+      <w:suff w:val="nothing"/>
+      <w:lvlText w:val=""/>
+      <w:lvlJc w:val="left"/>
+      <w:pPr>
+        <w:tabs>
+          <w:tab w:val="num" w:pos="0"/>
+        </w:tabs>
+        <w:ind w:left="0" w:hanging="0"/>
+      </w:pPr>
+    </w:lvl>
+    <w:lvl w:ilvl="4">
+      <w:start w:val="1"/>
+      <w:numFmt w:val="none"/>
+      <w:suff w:val="nothing"/>
+      <w:lvlText w:val=""/>
+      <w:lvlJc w:val="left"/>
+      <w:pPr>
+        <w:tabs>
+          <w:tab w:val="num" w:pos="0"/>
+        </w:tabs>
+        <w:ind w:left="0" w:hanging="0"/>
+      </w:pPr>
+    </w:lvl>
+    <w:lvl w:ilvl="5">
+      <w:start w:val="1"/>
+      <w:numFmt w:val="none"/>
+      <w:suff w:val="nothing"/>
+      <w:lvlText w:val=""/>
+      <w:lvlJc w:val="left"/>
+      <w:pPr>
+        <w:tabs>
+          <w:tab w:val="num" w:pos="0"/>
+        </w:tabs>
+        <w:ind w:left="0" w:hanging="0"/>
+      </w:pPr>
+    </w:lvl>
+    <w:lvl w:ilvl="6">
+      <w:start w:val="1"/>
+      <w:numFmt w:val="none"/>
+      <w:suff w:val="nothing"/>
+      <w:lvlText w:val=""/>
+      <w:lvlJc w:val="left"/>
+      <w:pPr>
+        <w:tabs>
+          <w:tab w:val="num" w:pos="0"/>
+        </w:tabs>
+        <w:ind w:left="0" w:hanging="0"/>
+      </w:pPr>
+    </w:lvl>
+    <w:lvl w:ilvl="7">
+      <w:start w:val="1"/>
+      <w:numFmt w:val="none"/>
+      <w:suff w:val="nothing"/>
+      <w:lvlText w:val=""/>
+      <w:lvlJc w:val="left"/>
+      <w:pPr>
+        <w:tabs>
+          <w:tab w:val="num" w:pos="0"/>
+        </w:tabs>
+        <w:ind w:left="0" w:hanging="0"/>
+      </w:pPr>
+    </w:lvl>
+    <w:lvl w:ilvl="8">
+      <w:start w:val="1"/>
+      <w:numFmt w:val="none"/>
+      <w:suff w:val="nothing"/>
+      <w:lvlText w:val=""/>
+      <w:lvlJc w:val="left"/>
+      <w:pPr>
+        <w:tabs>
+          <w:tab w:val="num" w:pos="0"/>
+        </w:tabs>
+        <w:ind w:left="0" w:hanging="0"/>
+      </w:pPr>
+    </w:lvl>
+  </w:abstractNum>
+  <w:abstractNum w:abstractNumId="3">
+    <w:lvl w:ilvl="0">
+      <w:start w:val="1"/>
       <w:numFmt w:val="decimal"/>
       <w:lvlText w:val="%1."/>
       <w:lvlJc w:val="left"/>
@@ -23325,7 +23442,7 @@
       </w:pPr>
     </w:lvl>
   </w:abstractNum>
-  <w:abstractNum w:abstractNumId="3">
+  <w:abstractNum w:abstractNumId="4">
     <w:lvl w:ilvl="0">
       <w:start w:val="1"/>
       <w:numFmt w:val="decimal"/>
@@ -23435,7 +23552,7 @@
       </w:pPr>
     </w:lvl>
   </w:abstractNum>
-  <w:abstractNum w:abstractNumId="4">
+  <w:abstractNum w:abstractNumId="5">
     <w:lvl w:ilvl="0">
       <w:start w:val="3"/>
       <w:numFmt w:val="bullet"/>
@@ -23572,7 +23689,7 @@
       </w:rPr>
     </w:lvl>
   </w:abstractNum>
-  <w:abstractNum w:abstractNumId="5">
+  <w:abstractNum w:abstractNumId="6">
     <w:lvl w:ilvl="0">
       <w:start w:val="1"/>
       <w:numFmt w:val="decimal"/>
@@ -23679,116 +23796,6 @@
           <w:tab w:val="num" w:pos="0"/>
         </w:tabs>
         <w:ind w:left="6480" w:hanging="180"/>
-      </w:pPr>
-    </w:lvl>
-  </w:abstractNum>
-  <w:abstractNum w:abstractNumId="6">
-    <w:lvl w:ilvl="0">
-      <w:start w:val="1"/>
-      <w:numFmt w:val="decimal"/>
-      <w:lvlText w:val="%1."/>
-      <w:lvlJc w:val="left"/>
-      <w:pPr>
-        <w:tabs>
-          <w:tab w:val="num" w:pos="720"/>
-        </w:tabs>
-        <w:ind w:left="720" w:hanging="360"/>
-      </w:pPr>
-    </w:lvl>
-    <w:lvl w:ilvl="1">
-      <w:start w:val="1"/>
-      <w:numFmt w:val="decimal"/>
-      <w:lvlText w:val="%2."/>
-      <w:lvlJc w:val="left"/>
-      <w:pPr>
-        <w:tabs>
-          <w:tab w:val="num" w:pos="1440"/>
-        </w:tabs>
-        <w:ind w:left="1440" w:hanging="360"/>
-      </w:pPr>
-    </w:lvl>
-    <w:lvl w:ilvl="2">
-      <w:start w:val="1"/>
-      <w:numFmt w:val="decimal"/>
-      <w:lvlText w:val="%3."/>
-      <w:lvlJc w:val="left"/>
-      <w:pPr>
-        <w:tabs>
-          <w:tab w:val="num" w:pos="2160"/>
-        </w:tabs>
-        <w:ind w:left="2160" w:hanging="360"/>
-      </w:pPr>
-    </w:lvl>
-    <w:lvl w:ilvl="3">
-      <w:start w:val="1"/>
-      <w:numFmt w:val="decimal"/>
-      <w:lvlText w:val="%4."/>
-      <w:lvlJc w:val="left"/>
-      <w:pPr>
-        <w:tabs>
-          <w:tab w:val="num" w:pos="2880"/>
-        </w:tabs>
-        <w:ind w:left="2880" w:hanging="360"/>
-      </w:pPr>
-    </w:lvl>
-    <w:lvl w:ilvl="4">
-      <w:start w:val="1"/>
-      <w:numFmt w:val="decimal"/>
-      <w:lvlText w:val="%5."/>
-      <w:lvlJc w:val="left"/>
-      <w:pPr>
-        <w:tabs>
-          <w:tab w:val="num" w:pos="3600"/>
-        </w:tabs>
-        <w:ind w:left="3600" w:hanging="360"/>
-      </w:pPr>
-    </w:lvl>
-    <w:lvl w:ilvl="5">
-      <w:start w:val="1"/>
-      <w:numFmt w:val="decimal"/>
-      <w:lvlText w:val="%6."/>
-      <w:lvlJc w:val="left"/>
-      <w:pPr>
-        <w:tabs>
-          <w:tab w:val="num" w:pos="4320"/>
-        </w:tabs>
-        <w:ind w:left="4320" w:hanging="360"/>
-      </w:pPr>
-    </w:lvl>
-    <w:lvl w:ilvl="6">
-      <w:start w:val="1"/>
-      <w:numFmt w:val="decimal"/>
-      <w:lvlText w:val="%7."/>
-      <w:lvlJc w:val="left"/>
-      <w:pPr>
-        <w:tabs>
-          <w:tab w:val="num" w:pos="5040"/>
-        </w:tabs>
-        <w:ind w:left="5040" w:hanging="360"/>
-      </w:pPr>
-    </w:lvl>
-    <w:lvl w:ilvl="7">
-      <w:start w:val="1"/>
-      <w:numFmt w:val="decimal"/>
-      <w:lvlText w:val="%8."/>
-      <w:lvlJc w:val="left"/>
-      <w:pPr>
-        <w:tabs>
-          <w:tab w:val="num" w:pos="5760"/>
-        </w:tabs>
-        <w:ind w:left="5760" w:hanging="360"/>
-      </w:pPr>
-    </w:lvl>
-    <w:lvl w:ilvl="8">
-      <w:start w:val="1"/>
-      <w:numFmt w:val="decimal"/>
-      <w:lvlText w:val="%9."/>
-      <w:lvlJc w:val="left"/>
-      <w:pPr>
-        <w:tabs>
-          <w:tab w:val="num" w:pos="6480"/>
-        </w:tabs>
-        <w:ind w:left="6480" w:hanging="360"/>
       </w:pPr>
     </w:lvl>
   </w:abstractNum>
@@ -23903,6 +23910,116 @@
     </w:lvl>
   </w:abstractNum>
   <w:abstractNum w:abstractNumId="8">
+    <w:lvl w:ilvl="0">
+      <w:start w:val="1"/>
+      <w:numFmt w:val="decimal"/>
+      <w:lvlText w:val="%1."/>
+      <w:lvlJc w:val="left"/>
+      <w:pPr>
+        <w:tabs>
+          <w:tab w:val="num" w:pos="720"/>
+        </w:tabs>
+        <w:ind w:left="720" w:hanging="360"/>
+      </w:pPr>
+    </w:lvl>
+    <w:lvl w:ilvl="1">
+      <w:start w:val="1"/>
+      <w:numFmt w:val="decimal"/>
+      <w:lvlText w:val="%2."/>
+      <w:lvlJc w:val="left"/>
+      <w:pPr>
+        <w:tabs>
+          <w:tab w:val="num" w:pos="1440"/>
+        </w:tabs>
+        <w:ind w:left="1440" w:hanging="360"/>
+      </w:pPr>
+    </w:lvl>
+    <w:lvl w:ilvl="2">
+      <w:start w:val="1"/>
+      <w:numFmt w:val="decimal"/>
+      <w:lvlText w:val="%3."/>
+      <w:lvlJc w:val="left"/>
+      <w:pPr>
+        <w:tabs>
+          <w:tab w:val="num" w:pos="2160"/>
+        </w:tabs>
+        <w:ind w:left="2160" w:hanging="360"/>
+      </w:pPr>
+    </w:lvl>
+    <w:lvl w:ilvl="3">
+      <w:start w:val="1"/>
+      <w:numFmt w:val="decimal"/>
+      <w:lvlText w:val="%4."/>
+      <w:lvlJc w:val="left"/>
+      <w:pPr>
+        <w:tabs>
+          <w:tab w:val="num" w:pos="2880"/>
+        </w:tabs>
+        <w:ind w:left="2880" w:hanging="360"/>
+      </w:pPr>
+    </w:lvl>
+    <w:lvl w:ilvl="4">
+      <w:start w:val="1"/>
+      <w:numFmt w:val="decimal"/>
+      <w:lvlText w:val="%5."/>
+      <w:lvlJc w:val="left"/>
+      <w:pPr>
+        <w:tabs>
+          <w:tab w:val="num" w:pos="3600"/>
+        </w:tabs>
+        <w:ind w:left="3600" w:hanging="360"/>
+      </w:pPr>
+    </w:lvl>
+    <w:lvl w:ilvl="5">
+      <w:start w:val="1"/>
+      <w:numFmt w:val="decimal"/>
+      <w:lvlText w:val="%6."/>
+      <w:lvlJc w:val="left"/>
+      <w:pPr>
+        <w:tabs>
+          <w:tab w:val="num" w:pos="4320"/>
+        </w:tabs>
+        <w:ind w:left="4320" w:hanging="360"/>
+      </w:pPr>
+    </w:lvl>
+    <w:lvl w:ilvl="6">
+      <w:start w:val="1"/>
+      <w:numFmt w:val="decimal"/>
+      <w:lvlText w:val="%7."/>
+      <w:lvlJc w:val="left"/>
+      <w:pPr>
+        <w:tabs>
+          <w:tab w:val="num" w:pos="5040"/>
+        </w:tabs>
+        <w:ind w:left="5040" w:hanging="360"/>
+      </w:pPr>
+    </w:lvl>
+    <w:lvl w:ilvl="7">
+      <w:start w:val="1"/>
+      <w:numFmt w:val="decimal"/>
+      <w:lvlText w:val="%8."/>
+      <w:lvlJc w:val="left"/>
+      <w:pPr>
+        <w:tabs>
+          <w:tab w:val="num" w:pos="5760"/>
+        </w:tabs>
+        <w:ind w:left="5760" w:hanging="360"/>
+      </w:pPr>
+    </w:lvl>
+    <w:lvl w:ilvl="8">
+      <w:start w:val="1"/>
+      <w:numFmt w:val="decimal"/>
+      <w:lvlText w:val="%9."/>
+      <w:lvlJc w:val="left"/>
+      <w:pPr>
+        <w:tabs>
+          <w:tab w:val="num" w:pos="6480"/>
+        </w:tabs>
+        <w:ind w:left="6480" w:hanging="360"/>
+      </w:pPr>
+    </w:lvl>
+  </w:abstractNum>
+  <w:abstractNum w:abstractNumId="9">
     <w:lvl w:ilvl="0">
       <w:start w:val="1"/>
       <w:numFmt w:val="decimal"/>
@@ -24035,6 +24152,9 @@
   </w:num>
   <w:num w:numId="8">
     <w:abstractNumId w:val="8"/>
+  </w:num>
+  <w:num w:numId="9">
+    <w:abstractNumId w:val="9"/>
   </w:num>
 </w:numbering>
 </file>
